--- a/Assets/Document/云熹约定项目文档/13.后续剧情/修罗场剧情文本/周杉&何行舟线/特殊核心功能-推理实例（周杉&何行舟）.docx
+++ b/Assets/Document/云熹约定项目文档/13.后续剧情/修罗场剧情文本/周杉&何行舟线/特殊核心功能-推理实例（周杉&何行舟）.docx
@@ -798,203 +798,220 @@
         </w:rPr>
         <w:t>4. 破局抉择与终局结算</w:t>
       </w:r>
+    </w:p>
+    <w:p>
+      <w:pPr>
+        <w:rPr>
+          <w:rFonts w:hint="eastAsia"/>
+          <w:sz w:val="28"/>
+          <w:szCs w:val="28"/>
+        </w:rPr>
+      </w:pPr>
+      <w:r>
+        <w:rPr>
+          <w:rFonts w:hint="eastAsia"/>
+          <w:sz w:val="28"/>
+          <w:szCs w:val="28"/>
+        </w:rPr>
+        <w:t>场景表现：云熹空间的羊皮纸消散，你的意识猛地坠回现实。黑暗的卧室里寂静无声，只有身侧那道微弱却真实的呼吸声，正隔着不到一拳的距离传来。</w:t>
+      </w:r>
+    </w:p>
+    <w:p>
+      <w:pPr>
+        <w:rPr>
+          <w:rFonts w:hint="eastAsia"/>
+          <w:sz w:val="28"/>
+          <w:szCs w:val="28"/>
+        </w:rPr>
+      </w:pPr>
+      <w:r>
+        <w:rPr>
+          <w:rFonts w:hint="eastAsia"/>
+          <w:sz w:val="28"/>
+          <w:szCs w:val="28"/>
+        </w:rPr>
+        <w:t>系统将弹出两个无论推演成败都会出现的盲选项：</w:t>
+      </w:r>
+    </w:p>
+    <w:p>
+      <w:pPr>
+        <w:rPr>
+          <w:rFonts w:hint="eastAsia"/>
+          <w:sz w:val="28"/>
+          <w:szCs w:val="28"/>
+        </w:rPr>
+      </w:pPr>
+      <w:r>
+        <w:rPr>
+          <w:rFonts w:hint="eastAsia"/>
+          <w:sz w:val="28"/>
+          <w:szCs w:val="28"/>
+        </w:rPr>
+        <w:t>【选项 A：紧闭双眼，假装熟睡】</w:t>
+      </w:r>
+    </w:p>
+    <w:p>
+      <w:pPr>
+        <w:rPr>
+          <w:rFonts w:hint="eastAsia"/>
+          <w:sz w:val="28"/>
+          <w:szCs w:val="28"/>
+        </w:rPr>
+      </w:pPr>
+      <w:r>
+        <w:rPr>
+          <w:rFonts w:hint="eastAsia"/>
+          <w:sz w:val="28"/>
+          <w:szCs w:val="28"/>
+        </w:rPr>
+        <w:t>【选项 B：睁开眼睛，直面身侧】</w:t>
+      </w:r>
+    </w:p>
+    <w:p>
+      <w:pPr>
+        <w:rPr>
+          <w:rFonts w:hint="eastAsia"/>
+          <w:sz w:val="28"/>
+          <w:szCs w:val="28"/>
+        </w:rPr>
+      </w:pPr>
+      <w:r>
+        <w:rPr>
+          <w:rFonts w:hint="eastAsia"/>
+          <w:sz w:val="28"/>
+          <w:szCs w:val="28"/>
+        </w:rPr>
+        <w:t>程序将在后台校验玩家是否持有了【终极真相】的Flag，结合玩家的选择，导向完全不同的结局：</w:t>
+      </w:r>
+    </w:p>
+    <w:p>
+      <w:pPr>
+        <w:rPr>
+          <w:rFonts w:hint="eastAsia"/>
+          <w:sz w:val="28"/>
+          <w:szCs w:val="28"/>
+        </w:rPr>
+      </w:pPr>
+      <w:r>
+        <w:rPr>
+          <w:rFonts w:hint="eastAsia"/>
+          <w:sz w:val="28"/>
+          <w:szCs w:val="28"/>
+        </w:rPr>
+        <w:t>❌ 分支一：推演失败（未掌握真相）</w:t>
+      </w:r>
+    </w:p>
+    <w:p>
+      <w:pPr>
+        <w:rPr>
+          <w:rFonts w:hint="eastAsia"/>
+          <w:sz w:val="28"/>
+          <w:szCs w:val="28"/>
+        </w:rPr>
+      </w:pPr>
+      <w:r>
+        <w:rPr>
+          <w:rFonts w:hint="eastAsia"/>
+          <w:sz w:val="28"/>
+          <w:szCs w:val="28"/>
+        </w:rPr>
+        <w:t>玩家在 7 次机会内未能合成足够的结论，对身边的危机仅有本能的恐惧，缺乏信息差优势。</w:t>
+      </w:r>
+    </w:p>
+    <w:p>
+      <w:pPr>
+        <w:rPr>
+          <w:rFonts w:hint="eastAsia"/>
+          <w:sz w:val="28"/>
+          <w:szCs w:val="28"/>
+        </w:rPr>
+      </w:pPr>
+      <w:r>
+        <w:rPr>
+          <w:rFonts w:hint="eastAsia"/>
+          <w:sz w:val="28"/>
+          <w:szCs w:val="28"/>
+        </w:rPr>
+        <w:t>若选择【选项 A：紧闭双眼，假装熟睡】 -&gt; 触发 【Bad End - 沉眠的猎物】</w:t>
+      </w:r>
+    </w:p>
+    <w:p>
+      <w:pPr>
+        <w:rPr>
+          <w:rFonts w:hint="eastAsia"/>
+          <w:sz w:val="28"/>
+          <w:szCs w:val="28"/>
+        </w:rPr>
+      </w:pPr>
+    </w:p>
+    <w:p>
+      <w:pPr>
+        <w:rPr>
+          <w:rFonts w:hint="eastAsia"/>
+          <w:sz w:val="28"/>
+          <w:szCs w:val="28"/>
+        </w:rPr>
+      </w:pPr>
+      <w:r>
+        <w:rPr>
+          <w:rFonts w:hint="eastAsia"/>
+          <w:sz w:val="28"/>
+          <w:szCs w:val="28"/>
+        </w:rPr>
+        <w:t>剧情简述：你因为极度的恐惧不敢睁眼，试图用装睡来逃避未知。然而，你僵硬的肌肉和紊乱的心跳早已出卖了你。</w:t>
+      </w:r>
+    </w:p>
+    <w:p>
+      <w:pPr>
+        <w:rPr>
+          <w:rFonts w:hint="eastAsia"/>
+          <w:sz w:val="28"/>
+          <w:szCs w:val="28"/>
+        </w:rPr>
+      </w:pPr>
+      <w:r>
+        <w:rPr>
+          <w:rFonts w:hint="eastAsia"/>
+          <w:sz w:val="28"/>
+          <w:szCs w:val="28"/>
+        </w:rPr>
+        <w:t>黑暗中，一声极轻的叹息落在你的耳畔，那股混杂着沐浴露香气的冰冷气息瞬间覆压上来。</w:t>
+      </w:r>
+    </w:p>
+    <w:p>
+      <w:pPr>
+        <w:rPr>
+          <w:rFonts w:hint="eastAsia"/>
+          <w:sz w:val="28"/>
+          <w:szCs w:val="28"/>
+        </w:rPr>
+      </w:pPr>
+      <w:r>
+        <w:rPr>
+          <w:rFonts w:hint="eastAsia"/>
+          <w:sz w:val="28"/>
+          <w:szCs w:val="28"/>
+        </w:rPr>
+        <w:t>“我知道你醒着……为什么要发抖呢？”何行舟低语着，语气里透着某种偏执的绝望，“如果是</w:t>
+      </w:r>
+      <w:r>
+        <w:rPr>
+          <w:rFonts w:hint="eastAsia"/>
+          <w:sz w:val="28"/>
+          <w:szCs w:val="28"/>
+          <w:lang w:val="en-US" w:eastAsia="zh-CN"/>
+        </w:rPr>
+        <w:t>他</w:t>
+      </w:r>
       <w:bookmarkStart w:id="0" w:name="_GoBack"/>
       <w:bookmarkEnd w:id="0"/>
-    </w:p>
-    <w:p>
-      <w:pPr>
-        <w:rPr>
-          <w:rFonts w:hint="eastAsia"/>
-          <w:sz w:val="28"/>
-          <w:szCs w:val="28"/>
-        </w:rPr>
-      </w:pPr>
-      <w:r>
-        <w:rPr>
-          <w:rFonts w:hint="eastAsia"/>
-          <w:sz w:val="28"/>
-          <w:szCs w:val="28"/>
-        </w:rPr>
-        <w:t>场景表现：云熹空间的羊皮纸消散，你的意识猛地坠回现实。黑暗的卧室里寂静无声，只有身侧那道微弱却真实的呼吸声，正隔着不到一拳的距离传来。</w:t>
-      </w:r>
-    </w:p>
-    <w:p>
-      <w:pPr>
-        <w:rPr>
-          <w:rFonts w:hint="eastAsia"/>
-          <w:sz w:val="28"/>
-          <w:szCs w:val="28"/>
-        </w:rPr>
-      </w:pPr>
-      <w:r>
-        <w:rPr>
-          <w:rFonts w:hint="eastAsia"/>
-          <w:sz w:val="28"/>
-          <w:szCs w:val="28"/>
-        </w:rPr>
-        <w:t>系统将弹出两个无论推演成败都会出现的盲选项：</w:t>
-      </w:r>
-    </w:p>
-    <w:p>
-      <w:pPr>
-        <w:rPr>
-          <w:rFonts w:hint="eastAsia"/>
-          <w:sz w:val="28"/>
-          <w:szCs w:val="28"/>
-        </w:rPr>
-      </w:pPr>
-      <w:r>
-        <w:rPr>
-          <w:rFonts w:hint="eastAsia"/>
-          <w:sz w:val="28"/>
-          <w:szCs w:val="28"/>
-        </w:rPr>
-        <w:t>【选项 A：紧闭双眼，假装熟睡】</w:t>
-      </w:r>
-    </w:p>
-    <w:p>
-      <w:pPr>
-        <w:rPr>
-          <w:rFonts w:hint="eastAsia"/>
-          <w:sz w:val="28"/>
-          <w:szCs w:val="28"/>
-        </w:rPr>
-      </w:pPr>
-      <w:r>
-        <w:rPr>
-          <w:rFonts w:hint="eastAsia"/>
-          <w:sz w:val="28"/>
-          <w:szCs w:val="28"/>
-        </w:rPr>
-        <w:t>【选项 B：睁开眼睛，直面身侧】</w:t>
-      </w:r>
-    </w:p>
-    <w:p>
-      <w:pPr>
-        <w:rPr>
-          <w:rFonts w:hint="eastAsia"/>
-          <w:sz w:val="28"/>
-          <w:szCs w:val="28"/>
-        </w:rPr>
-      </w:pPr>
-      <w:r>
-        <w:rPr>
-          <w:rFonts w:hint="eastAsia"/>
-          <w:sz w:val="28"/>
-          <w:szCs w:val="28"/>
-        </w:rPr>
-        <w:t>程序将在后台校验玩家是否持有了【终极真相】的Flag，结合玩家的选择，导向完全不同的结局：</w:t>
-      </w:r>
-    </w:p>
-    <w:p>
-      <w:pPr>
-        <w:rPr>
-          <w:rFonts w:hint="eastAsia"/>
-          <w:sz w:val="28"/>
-          <w:szCs w:val="28"/>
-        </w:rPr>
-      </w:pPr>
-      <w:r>
-        <w:rPr>
-          <w:rFonts w:hint="eastAsia"/>
-          <w:sz w:val="28"/>
-          <w:szCs w:val="28"/>
-        </w:rPr>
-        <w:t>❌ 分支一：推演失败（未掌握真相）</w:t>
-      </w:r>
-    </w:p>
-    <w:p>
-      <w:pPr>
-        <w:rPr>
-          <w:rFonts w:hint="eastAsia"/>
-          <w:sz w:val="28"/>
-          <w:szCs w:val="28"/>
-        </w:rPr>
-      </w:pPr>
-      <w:r>
-        <w:rPr>
-          <w:rFonts w:hint="eastAsia"/>
-          <w:sz w:val="28"/>
-          <w:szCs w:val="28"/>
-        </w:rPr>
-        <w:t>玩家在 7 次机会内未能合成足够的结论，对身边的危机仅有本能的恐惧，缺乏信息差优势。</w:t>
-      </w:r>
-    </w:p>
-    <w:p>
-      <w:pPr>
-        <w:rPr>
-          <w:rFonts w:hint="eastAsia"/>
-          <w:sz w:val="28"/>
-          <w:szCs w:val="28"/>
-        </w:rPr>
-      </w:pPr>
-      <w:r>
-        <w:rPr>
-          <w:rFonts w:hint="eastAsia"/>
-          <w:sz w:val="28"/>
-          <w:szCs w:val="28"/>
-        </w:rPr>
-        <w:t>若选择【选项 A：紧闭双眼，假装熟睡】 -&gt; 触发 【Bad End - 沉眠的猎物】</w:t>
-      </w:r>
-    </w:p>
-    <w:p>
-      <w:pPr>
-        <w:rPr>
-          <w:rFonts w:hint="eastAsia"/>
-          <w:sz w:val="28"/>
-          <w:szCs w:val="28"/>
-        </w:rPr>
-      </w:pPr>
-    </w:p>
-    <w:p>
-      <w:pPr>
-        <w:rPr>
-          <w:rFonts w:hint="eastAsia"/>
-          <w:sz w:val="28"/>
-          <w:szCs w:val="28"/>
-        </w:rPr>
-      </w:pPr>
-      <w:r>
-        <w:rPr>
-          <w:rFonts w:hint="eastAsia"/>
-          <w:sz w:val="28"/>
-          <w:szCs w:val="28"/>
-        </w:rPr>
-        <w:t>剧情简述：你因为极度的恐惧不敢睁眼，试图用装睡来逃避未知。然而，你僵硬的肌肉和紊乱的心跳早已出卖了你。</w:t>
-      </w:r>
-    </w:p>
-    <w:p>
-      <w:pPr>
-        <w:rPr>
-          <w:rFonts w:hint="eastAsia"/>
-          <w:sz w:val="28"/>
-          <w:szCs w:val="28"/>
-        </w:rPr>
-      </w:pPr>
-      <w:r>
-        <w:rPr>
-          <w:rFonts w:hint="eastAsia"/>
-          <w:sz w:val="28"/>
-          <w:szCs w:val="28"/>
-        </w:rPr>
-        <w:t>黑暗中，一声极轻的叹息落在你的耳畔，那股混杂着沐浴露香气的冰冷气息瞬间覆压上来。</w:t>
-      </w:r>
-    </w:p>
-    <w:p>
-      <w:pPr>
-        <w:rPr>
-          <w:rFonts w:hint="eastAsia"/>
-          <w:sz w:val="28"/>
-          <w:szCs w:val="28"/>
-        </w:rPr>
-      </w:pPr>
-      <w:r>
-        <w:rPr>
-          <w:rFonts w:hint="eastAsia"/>
-          <w:sz w:val="28"/>
-          <w:szCs w:val="28"/>
-        </w:rPr>
-        <w:t>“我知道你醒着……为什么要发抖呢？”何行舟低语着，语气里透着某种偏执的绝望，“如果是周杉，你也会这么害怕吗？”</w:t>
+      <w:r>
+        <w:rPr>
+          <w:rFonts w:hint="eastAsia"/>
+          <w:sz w:val="28"/>
+          <w:szCs w:val="28"/>
+        </w:rPr>
+        <w:t>，你也会这么害怕吗？”</w:t>
       </w:r>
     </w:p>
     <w:p>
@@ -1300,7 +1317,7 @@
     <w:lsdException w:unhideWhenUsed="0" w:uiPriority="0" w:semiHidden="0" w:name="Document Map"/>
     <w:lsdException w:unhideWhenUsed="0" w:uiPriority="0" w:semiHidden="0" w:name="Plain Text"/>
     <w:lsdException w:unhideWhenUsed="0" w:uiPriority="0" w:semiHidden="0" w:name="E-mail Signature"/>
-    <w:lsdException w:unhideWhenUsed="0" w:uiPriority="0" w:semiHidden="0" w:name="Normal (Web)"/>
+    <w:lsdException w:qFormat="1" w:unhideWhenUsed="0" w:uiPriority="0" w:semiHidden="0" w:name="Normal (Web)"/>
     <w:lsdException w:unhideWhenUsed="0" w:uiPriority="0" w:semiHidden="0" w:name="HTML Acronym"/>
     <w:lsdException w:unhideWhenUsed="0" w:uiPriority="0" w:semiHidden="0" w:name="HTML Address"/>
     <w:lsdException w:unhideWhenUsed="0" w:uiPriority="0" w:semiHidden="0" w:name="HTML Cite"/>
@@ -1577,6 +1594,7 @@
   <w:style w:type="paragraph" w:styleId="6">
     <w:name w:val="Normal (Web)"/>
     <w:basedOn w:val="1"/>
+    <w:qFormat/>
     <w:uiPriority w:val="0"/>
     <w:pPr>
       <w:spacing w:before="0" w:beforeAutospacing="1" w:after="0" w:afterAutospacing="1"/>
